--- a/docs/사용법_Avikus_Newsletter.docx
+++ b/docs/사용법_Avikus_Newsletter.docx
@@ -1132,6 +1132,385 @@
           <w:color w:val="1F3A5F"/>
         </w:rPr>
         <w:t>`</w:t>
+      </w:r>
+    </w:p>
+    <w:p>
+      <w:pPr>
+        <w:spacing w:before="40" w:after="40"/>
+        <w:pBdr>
+          <w:bottom w:val="single" w:sz="6" w:space="1" w:color="1F3A5F"/>
+        </w:pBdr>
+      </w:pPr>
+    </w:p>
+    <w:p>
+      <w:pPr>
+        <w:pStyle w:val="Heading1"/>
+      </w:pPr>
+      <w:r>
+        <w:rPr>
+          <w:rFonts w:ascii="맑은 고딕" w:hAnsi="맑은 고딕" w:eastAsia="맑은 고딕"/>
+        </w:rPr>
+        <w:t>3-2. 대량 발송 (선사 등 다수 수신자에게 BCC 한 통)</w:t>
+      </w:r>
+    </w:p>
+    <w:p>
+      <w:r>
+        <w:rPr>
+          <w:rFonts w:ascii="맑은 고딕" w:hAnsi="맑은 고딕" w:eastAsia="맑은 고딕"/>
+        </w:rPr>
+        <w:t xml:space="preserve">250명처럼 많은 수신자에게 </w:t>
+      </w:r>
+      <w:r>
+        <w:rPr>
+          <w:rFonts w:ascii="맑은 고딕" w:hAnsi="맑은 고딕" w:eastAsia="맑은 고딕"/>
+          <w:b/>
+        </w:rPr>
+        <w:t>한 통으로(서로 주소 안 보이게 BCC)</w:t>
+      </w:r>
+      <w:r>
+        <w:rPr>
+          <w:rFonts w:ascii="맑은 고딕" w:hAnsi="맑은 고딕" w:eastAsia="맑은 고딕"/>
+        </w:rPr>
+        <w:t xml:space="preserve"> 보낼 때 사용합니다.</w:t>
+      </w:r>
+    </w:p>
+    <w:p>
+      <w:pPr>
+        <w:pStyle w:val="ListNumber"/>
+      </w:pPr>
+      <w:r>
+        <w:rPr>
+          <w:rFonts w:ascii="맑은 고딕" w:hAnsi="맑은 고딕" w:eastAsia="맑은 고딕"/>
+        </w:rPr>
+        <w:t xml:space="preserve">수신자 엑셀을 준비합니다. </w:t>
+      </w:r>
+      <w:r>
+        <w:rPr>
+          <w:rFonts w:ascii="맑은 고딕" w:hAnsi="맑은 고딕" w:eastAsia="맑은 고딕"/>
+          <w:b/>
+        </w:rPr>
+        <w:t>열 위치·제목은 상관없습니다</w:t>
+      </w:r>
+      <w:r>
+        <w:rPr>
+          <w:rFonts w:ascii="맑은 고딕" w:hAnsi="맑은 고딕" w:eastAsia="맑은 고딕"/>
+        </w:rPr>
+        <w:t xml:space="preserve"> — 어느 칸이든</w:t>
+      </w:r>
+    </w:p>
+    <w:p>
+      <w:r>
+        <w:rPr>
+          <w:rFonts w:ascii="Consolas" w:hAnsi="Consolas" w:eastAsia="맑은 고딕"/>
+          <w:color w:val="1F3A5F"/>
+        </w:rPr>
+        <w:t>a@b.com</w:t>
+      </w:r>
+      <w:r>
+        <w:rPr>
+          <w:rFonts w:ascii="맑은 고딕" w:hAnsi="맑은 고딕" w:eastAsia="맑은 고딕"/>
+        </w:rPr>
+        <w:t xml:space="preserve"> 형태면 스크립트가 자동으로 다 찾아냅니다.</w:t>
+      </w:r>
+    </w:p>
+    <w:p>
+      <w:pPr>
+        <w:pStyle w:val="ListNumber"/>
+      </w:pPr>
+      <w:r>
+        <w:rPr>
+          <w:rFonts w:ascii="맑은 고딕" w:hAnsi="맑은 고딕" w:eastAsia="맑은 고딕"/>
+        </w:rPr>
+        <w:t xml:space="preserve">엑셀에서 </w:t>
+      </w:r>
+      <w:r>
+        <w:rPr>
+          <w:rFonts w:ascii="맑은 고딕" w:hAnsi="맑은 고딕" w:eastAsia="맑은 고딕"/>
+          <w:b/>
+        </w:rPr>
+        <w:t>`다른 이름으로 저장 ▸ CSV UTF-8(쉼표로 분리)`</w:t>
+      </w:r>
+      <w:r>
+        <w:rPr>
+          <w:rFonts w:ascii="맑은 고딕" w:hAnsi="맑은 고딕" w:eastAsia="맑은 고딕"/>
+        </w:rPr>
+        <w:t xml:space="preserve"> 로 저장해</w:t>
+      </w:r>
+    </w:p>
+    <w:p>
+      <w:r>
+        <w:rPr>
+          <w:rFonts w:ascii="맑은 고딕" w:hAnsi="맑은 고딕" w:eastAsia="맑은 고딕"/>
+        </w:rPr>
+        <w:t xml:space="preserve">저장소 최상위 </w:t>
+      </w:r>
+      <w:r>
+        <w:rPr>
+          <w:rFonts w:ascii="맑은 고딕" w:hAnsi="맑은 고딕" w:eastAsia="맑은 고딕"/>
+          <w:b/>
+        </w:rPr>
+        <w:t>`recipients/`</w:t>
+      </w:r>
+      <w:r>
+        <w:rPr>
+          <w:rFonts w:ascii="맑은 고딕" w:hAnsi="맑은 고딕" w:eastAsia="맑은 고딕"/>
+        </w:rPr>
+        <w:t xml:space="preserve"> 폴더에 넣습니다. (</w:t>
+      </w:r>
+      <w:r>
+        <w:rPr>
+          <w:rFonts w:ascii="Consolas" w:hAnsi="Consolas" w:eastAsia="맑은 고딕"/>
+          <w:color w:val="1F3A5F"/>
+        </w:rPr>
+        <w:t>.xlsx</w:t>
+      </w:r>
+      <w:r>
+        <w:rPr>
+          <w:rFonts w:ascii="맑은 고딕" w:hAnsi="맑은 고딕" w:eastAsia="맑은 고딕"/>
+        </w:rPr>
+        <w:t xml:space="preserve"> 그대로 넣어도 됨)</w:t>
+      </w:r>
+    </w:p>
+    <w:p>
+      <w:pPr>
+        <w:pStyle w:val="ListNumber"/>
+      </w:pPr>
+      <w:r>
+        <w:rPr>
+          <w:rFonts w:ascii="맑은 고딕" w:hAnsi="맑은 고딕" w:eastAsia="맑은 고딕"/>
+        </w:rPr>
+        <w:t>발송할 호 폴더에서:</w:t>
+      </w:r>
+    </w:p>
+    <w:p>
+      <w:pPr>
+        <w:spacing w:before="80" w:after="160"/>
+        <w:ind w:left="144"/>
+        <w:shd w:val="clear" w:color="auto" w:fill="F2F4F7"/>
+      </w:pPr>
+      <w:r>
+        <w:rPr>
+          <w:rFonts w:ascii="Consolas" w:hAnsi="Consolas" w:eastAsia="맑은 고딕"/>
+          <w:sz w:val="19"/>
+        </w:rPr>
+        <w:t>py send_bulk.py</w:t>
+      </w:r>
+    </w:p>
+    <w:p>
+      <w:r>
+        <w:rPr>
+          <w:rFonts w:ascii="맑은 고딕" w:hAnsi="맑은 고딕" w:eastAsia="맑은 고딕"/>
+        </w:rPr>
+        <w:t>→ 추출 결과(고유 인원수 / 중복 제거 수)가 출력되고,</w:t>
+      </w:r>
+    </w:p>
+    <w:p>
+      <w:r>
+        <w:rPr>
+          <w:rFonts w:ascii="맑은 고딕" w:hAnsi="맑은 고딕" w:eastAsia="맑은 고딕"/>
+        </w:rPr>
+        <w:t xml:space="preserve">→ 전원이 </w:t>
+      </w:r>
+      <w:r>
+        <w:rPr>
+          <w:rFonts w:ascii="맑은 고딕" w:hAnsi="맑은 고딕" w:eastAsia="맑은 고딕"/>
+          <w:b/>
+        </w:rPr>
+        <w:t>BCC</w:t>
+      </w:r>
+      <w:r>
+        <w:rPr>
+          <w:rFonts w:ascii="맑은 고딕" w:hAnsi="맑은 고딕" w:eastAsia="맑은 고딕"/>
+        </w:rPr>
+        <w:t xml:space="preserve"> 에 들어간 Outlook 새 메일 창이 열립니다.</w:t>
+      </w:r>
+    </w:p>
+    <w:p>
+      <w:r>
+        <w:rPr>
+          <w:rFonts w:ascii="맑은 고딕" w:hAnsi="맑은 고딕" w:eastAsia="맑은 고딕"/>
+        </w:rPr>
+        <w:t xml:space="preserve">→ </w:t>
+      </w:r>
+      <w:r>
+        <w:rPr>
+          <w:rFonts w:ascii="맑은 고딕" w:hAnsi="맑은 고딕" w:eastAsia="맑은 고딕"/>
+          <w:b/>
+        </w:rPr>
+        <w:t>BCC 인원수를 확인한 뒤</w:t>
+      </w:r>
+      <w:r>
+        <w:rPr>
+          <w:rFonts w:ascii="맑은 고딕" w:hAnsi="맑은 고딕" w:eastAsia="맑은 고딕"/>
+        </w:rPr>
+        <w:t xml:space="preserve"> 직접 </w:t>
+      </w:r>
+      <w:r>
+        <w:rPr>
+          <w:rFonts w:ascii="맑은 고딕" w:hAnsi="맑은 고딕" w:eastAsia="맑은 고딕"/>
+          <w:b/>
+        </w:rPr>
+        <w:t>보내기</w:t>
+      </w:r>
+      <w:r>
+        <w:rPr>
+          <w:rFonts w:ascii="맑은 고딕" w:hAnsi="맑은 고딕" w:eastAsia="맑은 고딕"/>
+        </w:rPr>
+        <w:t>.</w:t>
+      </w:r>
+    </w:p>
+    <w:p>
+      <w:pPr>
+        <w:ind w:left="432"/>
+      </w:pPr>
+      <w:r>
+        <w:rPr>
+          <w:rFonts w:ascii="맑은 고딕" w:hAnsi="맑은 고딕" w:eastAsia="맑은 고딕"/>
+          <w:b/>
+          <w:color w:val="1F3A5F"/>
+        </w:rPr>
+        <w:t xml:space="preserve">│ </w:t>
+      </w:r>
+      <w:r>
+        <w:rPr>
+          <w:rFonts w:ascii="맑은 고딕" w:hAnsi="맑은 고딕" w:eastAsia="맑은 고딕"/>
+        </w:rPr>
+        <w:t xml:space="preserve">- 이 폴더 안의 </w:t>
+      </w:r>
+      <w:r>
+        <w:rPr>
+          <w:rFonts w:ascii="맑은 고딕" w:hAnsi="맑은 고딕" w:eastAsia="맑은 고딕"/>
+          <w:b/>
+        </w:rPr>
+        <w:t>모든</w:t>
+      </w:r>
+      <w:r>
+        <w:rPr>
+          <w:rFonts w:ascii="맑은 고딕" w:hAnsi="맑은 고딕" w:eastAsia="맑은 고딕"/>
+        </w:rPr>
+        <w:t xml:space="preserve"> CSV/XLSX/TXT 를 읽어 합치고 </w:t>
+      </w:r>
+      <w:r>
+        <w:rPr>
+          <w:rFonts w:ascii="맑은 고딕" w:hAnsi="맑은 고딕" w:eastAsia="맑은 고딕"/>
+          <w:b/>
+        </w:rPr>
+        <w:t>중복 제거</w:t>
+      </w:r>
+      <w:r>
+        <w:rPr>
+          <w:rFonts w:ascii="맑은 고딕" w:hAnsi="맑은 고딕" w:eastAsia="맑은 고딕"/>
+        </w:rPr>
+        <w:t>(대소문자 무시)합니다.</w:t>
+      </w:r>
+    </w:p>
+    <w:p>
+      <w:pPr>
+        <w:ind w:left="432"/>
+      </w:pPr>
+      <w:r>
+        <w:rPr>
+          <w:rFonts w:ascii="맑은 고딕" w:hAnsi="맑은 고딕" w:eastAsia="맑은 고딕"/>
+          <w:b/>
+          <w:color w:val="1F3A5F"/>
+        </w:rPr>
+        <w:t xml:space="preserve">│ </w:t>
+      </w:r>
+      <w:r>
+        <w:rPr>
+          <w:rFonts w:ascii="맑은 고딕" w:hAnsi="맑은 고딕" w:eastAsia="맑은 고딕"/>
+        </w:rPr>
+        <w:t>- 한 통 수신자가 너무 많으면(약 450명 초과) 경고가 뜹니다 — Exchange 정책상 거부될 수 있어 목록을 나눠 보내세요.</w:t>
+      </w:r>
+    </w:p>
+    <w:p>
+      <w:pPr>
+        <w:ind w:left="432"/>
+      </w:pPr>
+      <w:r>
+        <w:rPr>
+          <w:rFonts w:ascii="맑은 고딕" w:hAnsi="맑은 고딕" w:eastAsia="맑은 고딕"/>
+          <w:b/>
+          <w:color w:val="1F3A5F"/>
+        </w:rPr>
+        <w:t xml:space="preserve">│ </w:t>
+      </w:r>
+      <w:r>
+        <w:rPr>
+          <w:rFonts w:ascii="맑은 고딕" w:hAnsi="맑은 고딕" w:eastAsia="맑은 고딕"/>
+        </w:rPr>
+        <w:t xml:space="preserve">- </w:t>
+      </w:r>
+      <w:r>
+        <w:rPr>
+          <w:rFonts w:ascii="맑은 고딕" w:hAnsi="맑은 고딕" w:eastAsia="맑은 고딕"/>
+          <w:b/>
+        </w:rPr>
+        <w:t>실제 수신자 목록은 개인정보라 git 에 커밋되지 않습니다</w:t>
+      </w:r>
+      <w:r>
+        <w:rPr>
+          <w:rFonts w:ascii="맑은 고딕" w:hAnsi="맑은 고딕" w:eastAsia="맑은 고딕"/>
+        </w:rPr>
+        <w:t>(</w:t>
+      </w:r>
+      <w:r>
+        <w:rPr>
+          <w:rFonts w:ascii="Consolas" w:hAnsi="Consolas" w:eastAsia="맑은 고딕"/>
+          <w:color w:val="1F3A5F"/>
+        </w:rPr>
+        <w:t>.gitignore</w:t>
+      </w:r>
+      <w:r>
+        <w:rPr>
+          <w:rFonts w:ascii="맑은 고딕" w:hAnsi="맑은 고딕" w:eastAsia="맑은 고딕"/>
+        </w:rPr>
+        <w:t xml:space="preserve"> 제외). 자세한 규칙은 </w:t>
+      </w:r>
+      <w:r>
+        <w:rPr>
+          <w:rFonts w:ascii="Consolas" w:hAnsi="Consolas" w:eastAsia="맑은 고딕"/>
+          <w:color w:val="1F3A5F"/>
+        </w:rPr>
+        <w:t>recipients/README.md</w:t>
+      </w:r>
+      <w:r>
+        <w:rPr>
+          <w:rFonts w:ascii="맑은 고딕" w:hAnsi="맑은 고딕" w:eastAsia="맑은 고딕"/>
+        </w:rPr>
+        <w:t xml:space="preserve"> 참고.</w:t>
+      </w:r>
+    </w:p>
+    <w:p>
+      <w:pPr>
+        <w:ind w:left="432"/>
+      </w:pPr>
+      <w:r>
+        <w:rPr>
+          <w:rFonts w:ascii="맑은 고딕" w:hAnsi="맑은 고딕" w:eastAsia="맑은 고딕"/>
+          <w:b/>
+          <w:color w:val="1F3A5F"/>
+        </w:rPr>
+        <w:t xml:space="preserve">│ </w:t>
+      </w:r>
+      <w:r>
+        <w:rPr>
+          <w:rFonts w:ascii="맑은 고딕" w:hAnsi="맑은 고딕" w:eastAsia="맑은 고딕"/>
+        </w:rPr>
+        <w:t xml:space="preserve">⚠️ 대량 발송도 </w:t>
+      </w:r>
+      <w:r>
+        <w:rPr>
+          <w:rFonts w:ascii="맑은 고딕" w:hAnsi="맑은 고딕" w:eastAsia="맑은 고딕"/>
+          <w:b/>
+        </w:rPr>
+        <w:t>6장 발송 주의사항</w:t>
+      </w:r>
+      <w:r>
+        <w:rPr>
+          <w:rFonts w:ascii="맑은 고딕" w:hAnsi="맑은 고딕" w:eastAsia="맑은 고딕"/>
+        </w:rPr>
+        <w:t>(옛 초안창 닫기·Outbox 확인)이 그대로 적용됩니다.</w:t>
       </w:r>
     </w:p>
     <w:p>
